--- a/doc/III. Procesamiento de señales.docx
+++ b/doc/III. Procesamiento de señales.docx
@@ -84,6 +84,711 @@
           <w:szCs w:val="20"/>
         </w:rPr>
         <w:t xml:space="preserve"> </w:t>
+      </w:r>
+    </w:p>
+    <w:p>
+      <w:pPr>
+        <w:pStyle w:val="Ttulo1"/>
+        <w:rPr>
+          <w:rStyle w:val="Hipervnculo"/>
+          <w:b/>
+          <w:bCs/>
+          <w:szCs w:val="20"/>
+        </w:rPr>
+      </w:pPr>
+      <w:r>
+        <w:rPr>
+          <w:rStyle w:val="Hipervnculo"/>
+          <w:b/>
+          <w:bCs/>
+          <w:szCs w:val="20"/>
+        </w:rPr>
+        <w:t>Calibración:</w:t>
+      </w:r>
+    </w:p>
+    <w:p>
+      <w:proofErr w:type="spellStart"/>
+      <w:r>
+        <w:rPr>
+          <w:u w:val="single"/>
+        </w:rPr>
+        <w:t>Desestimacion</w:t>
+      </w:r>
+      <w:proofErr w:type="spellEnd"/>
+      <w:r>
+        <w:rPr>
+          <w:u w:val="single"/>
+        </w:rPr>
+        <w:t xml:space="preserve"> de mediciones:</w:t>
+      </w:r>
+      <w:r>
+        <w:t xml:space="preserve"> El </w:t>
+      </w:r>
+      <w:proofErr w:type="gramStart"/>
+      <w:r>
+        <w:t>equipo deshecha</w:t>
+      </w:r>
+      <w:proofErr w:type="gramEnd"/>
+      <w:r>
+        <w:t xml:space="preserve"> las mediciones que se toman durante los primeros 5 segundos desde que se energizo para evitar que se tomen muestras erróneas durante el proceso de calibración.</w:t>
+      </w:r>
+    </w:p>
+    <w:p>
+      <w:proofErr w:type="spellStart"/>
+      <w:r>
+        <w:rPr>
+          <w:u w:val="single"/>
+        </w:rPr>
+        <w:t>Calibracion</w:t>
+      </w:r>
+      <w:proofErr w:type="spellEnd"/>
+      <w:r>
+        <w:rPr>
+          <w:u w:val="single"/>
+        </w:rPr>
+        <w:t xml:space="preserve"> offset</w:t>
+      </w:r>
+      <w:r>
+        <w:rPr>
+          <w:u w:val="single"/>
+        </w:rPr>
+        <w:t>:</w:t>
+      </w:r>
+      <w:r>
+        <w:t xml:space="preserve"> </w:t>
+      </w:r>
+      <w:r>
+        <w:t xml:space="preserve">Se implementó la lógica tanto para tensión como para corriente </w:t>
+      </w:r>
+      <w:r>
+        <w:t xml:space="preserve">que al encender el equipo mide el valor medio de cada una de las 6 entradas y lo promedia para eliminarlo del valor presentado en pantalla. De esta forma no es necesario </w:t>
+      </w:r>
+      <w:proofErr w:type="spellStart"/>
+      <w:r>
+        <w:t>hardcodear</w:t>
+      </w:r>
+      <w:proofErr w:type="spellEnd"/>
+      <w:r>
+        <w:t xml:space="preserve"> dicho offset que puede variar dependiendo de cada sensor, de las condiciones de medición y del tiempo de uso.</w:t>
+      </w:r>
+    </w:p>
+    <w:p>
+      <w:pPr>
+        <w:jc w:val="center"/>
+        <w:rPr>
+          <w:u w:val="single"/>
+        </w:rPr>
+      </w:pPr>
+      <w:r>
+        <w:drawing>
+          <wp:inline distT="0" distB="0" distL="0" distR="0" wp14:anchorId="7873AA52" wp14:editId="0859FB23">
+            <wp:extent cx="4102311" cy="1657435"/>
+            <wp:effectExtent l="0" t="0" r="0" b="0"/>
+            <wp:docPr id="1" name="Imagen 1"/>
+            <wp:cNvGraphicFramePr>
+              <a:graphicFrameLocks xmlns:a="http://schemas.openxmlformats.org/drawingml/2006/main" noChangeAspect="1"/>
+            </wp:cNvGraphicFramePr>
+            <a:graphic xmlns:a="http://schemas.openxmlformats.org/drawingml/2006/main">
+              <a:graphicData uri="http://schemas.openxmlformats.org/drawingml/2006/picture">
+                <pic:pic xmlns:pic="http://schemas.openxmlformats.org/drawingml/2006/picture">
+                  <pic:nvPicPr>
+                    <pic:cNvPr id="1" name=""/>
+                    <pic:cNvPicPr/>
+                  </pic:nvPicPr>
+                  <pic:blipFill>
+                    <a:blip r:embed="rId5"/>
+                    <a:stretch>
+                      <a:fillRect/>
+                    </a:stretch>
+                  </pic:blipFill>
+                  <pic:spPr>
+                    <a:xfrm>
+                      <a:off x="0" y="0"/>
+                      <a:ext cx="4102311" cy="1657435"/>
+                    </a:xfrm>
+                    <a:prstGeom prst="rect">
+                      <a:avLst/>
+                    </a:prstGeom>
+                  </pic:spPr>
+                </pic:pic>
+              </a:graphicData>
+            </a:graphic>
+          </wp:inline>
+        </w:drawing>
+      </w:r>
+    </w:p>
+    <w:p>
+      <w:proofErr w:type="spellStart"/>
+      <w:r>
+        <w:rPr>
+          <w:u w:val="single"/>
+        </w:rPr>
+        <w:t>Calibracion</w:t>
+      </w:r>
+      <w:proofErr w:type="spellEnd"/>
+      <w:r>
+        <w:rPr>
+          <w:u w:val="single"/>
+        </w:rPr>
+        <w:t xml:space="preserve"> de ganancia de sensores</w:t>
+      </w:r>
+      <w:r>
+        <w:t xml:space="preserve">: Para este caso si se implementó lógica para medir y </w:t>
+      </w:r>
+      <w:proofErr w:type="spellStart"/>
+      <w:r>
+        <w:t>hardcodear</w:t>
+      </w:r>
+      <w:proofErr w:type="spellEnd"/>
+      <w:r>
+        <w:t xml:space="preserve"> los factores de ajuste de ganancia provisoria. En este caso para hacer una calibración hay que inyectar una señal conocida e indicarle al equipo su amplitud que debe estar medida con un instrumento calibrado, de esta forma:</w:t>
+      </w:r>
+    </w:p>
+    <w:p>
+      <w:pPr>
+        <w:rPr>
+          <w:rFonts w:eastAsiaTheme="minorEastAsia"/>
+        </w:rPr>
+      </w:pPr>
+      <m:oMathPara>
+        <m:oMath>
+          <m:r>
+            <w:rPr>
+              <w:rFonts w:ascii="Cambria Math" w:hAnsi="Cambria Math"/>
+            </w:rPr>
+            <m:t>A=</m:t>
+          </m:r>
+          <m:f>
+            <m:fPr>
+              <m:ctrlPr>
+                <w:rPr>
+                  <w:rFonts w:ascii="Cambria Math" w:hAnsi="Cambria Math"/>
+                  <w:i/>
+                </w:rPr>
+              </m:ctrlPr>
+            </m:fPr>
+            <m:num>
+              <m:sSub>
+                <m:sSubPr>
+                  <m:ctrlPr>
+                    <w:rPr>
+                      <w:rFonts w:ascii="Cambria Math" w:hAnsi="Cambria Math"/>
+                      <w:i/>
+                    </w:rPr>
+                  </m:ctrlPr>
+                </m:sSubPr>
+                <m:e>
+                  <m:r>
+                    <w:rPr>
+                      <w:rFonts w:ascii="Cambria Math" w:hAnsi="Cambria Math"/>
+                    </w:rPr>
+                    <m:t>V</m:t>
+                  </m:r>
+                </m:e>
+                <m:sub>
+                  <m:r>
+                    <w:rPr>
+                      <w:rFonts w:ascii="Cambria Math" w:hAnsi="Cambria Math"/>
+                    </w:rPr>
+                    <m:t>out</m:t>
+                  </m:r>
+                </m:sub>
+              </m:sSub>
+              <m:r>
+                <w:rPr>
+                  <w:rFonts w:ascii="Cambria Math" w:hAnsi="Cambria Math"/>
+                </w:rPr>
+                <m:t xml:space="preserve"> </m:t>
+              </m:r>
+              <m:d>
+                <m:dPr>
+                  <m:ctrlPr>
+                    <w:rPr>
+                      <w:rFonts w:ascii="Cambria Math" w:hAnsi="Cambria Math"/>
+                      <w:i/>
+                    </w:rPr>
+                  </m:ctrlPr>
+                </m:dPr>
+                <m:e>
+                  <m:r>
+                    <w:rPr>
+                      <w:rFonts w:ascii="Cambria Math" w:hAnsi="Cambria Math"/>
+                    </w:rPr>
+                    <m:t>Medida  por el micro</m:t>
+                  </m:r>
+                </m:e>
+              </m:d>
+            </m:num>
+            <m:den>
+              <m:sSub>
+                <m:sSubPr>
+                  <m:ctrlPr>
+                    <w:rPr>
+                      <w:rFonts w:ascii="Cambria Math" w:hAnsi="Cambria Math"/>
+                      <w:i/>
+                    </w:rPr>
+                  </m:ctrlPr>
+                </m:sSubPr>
+                <m:e>
+                  <m:r>
+                    <w:rPr>
+                      <w:rFonts w:ascii="Cambria Math" w:hAnsi="Cambria Math"/>
+                    </w:rPr>
+                    <m:t>V</m:t>
+                  </m:r>
+                </m:e>
+                <m:sub>
+                  <m:r>
+                    <w:rPr>
+                      <w:rFonts w:ascii="Cambria Math" w:hAnsi="Cambria Math"/>
+                    </w:rPr>
+                    <m:t>in</m:t>
+                  </m:r>
+                </m:sub>
+              </m:sSub>
+              <m:d>
+                <m:dPr>
+                  <m:ctrlPr>
+                    <w:rPr>
+                      <w:rFonts w:ascii="Cambria Math" w:hAnsi="Cambria Math"/>
+                      <w:i/>
+                    </w:rPr>
+                  </m:ctrlPr>
+                </m:dPr>
+                <m:e>
+                  <m:r>
+                    <w:rPr>
+                      <w:rFonts w:ascii="Cambria Math" w:hAnsi="Cambria Math"/>
+                    </w:rPr>
+                    <m:t>Inyectada y medida externamente</m:t>
+                  </m:r>
+                </m:e>
+              </m:d>
+            </m:den>
+          </m:f>
+        </m:oMath>
+      </m:oMathPara>
+    </w:p>
+    <w:p>
+      <w:r>
+        <w:t>Dejamos la medición sin ajustar de forma que:</w:t>
+      </w:r>
+    </w:p>
+    <w:p>
+      <w:pPr>
+        <w:rPr>
+          <w:rFonts w:eastAsiaTheme="minorEastAsia"/>
+        </w:rPr>
+      </w:pPr>
+      <m:oMathPara>
+        <m:oMath>
+          <m:r>
+            <w:rPr>
+              <w:rFonts w:ascii="Cambria Math" w:hAnsi="Cambria Math"/>
+            </w:rPr>
+            <m:t>A=1</m:t>
+          </m:r>
+        </m:oMath>
+      </m:oMathPara>
+    </w:p>
+    <w:p>
+      <w:r>
+        <w:t>Con un multímetro:</w:t>
+      </w:r>
+    </w:p>
+    <w:p>
+      <w:pPr>
+        <w:pStyle w:val="Prrafodelista"/>
+        <w:numPr>
+          <w:ilvl w:val="0"/>
+          <w:numId w:val="6"/>
+        </w:numPr>
+      </w:pPr>
+      <w:r>
+        <w:t xml:space="preserve">Marca UNI-T </w:t>
+      </w:r>
+    </w:p>
+    <w:p>
+      <w:pPr>
+        <w:pStyle w:val="Prrafodelista"/>
+        <w:numPr>
+          <w:ilvl w:val="0"/>
+          <w:numId w:val="6"/>
+        </w:numPr>
+      </w:pPr>
+      <w:r>
+        <w:t xml:space="preserve">Modelo UT33C+ </w:t>
+      </w:r>
+    </w:p>
+    <w:p>
+      <w:pPr>
+        <w:pStyle w:val="Prrafodelista"/>
+        <w:numPr>
+          <w:ilvl w:val="0"/>
+          <w:numId w:val="6"/>
+        </w:numPr>
+      </w:pPr>
+      <w:r>
+        <w:t>Rango 600Vac</w:t>
+      </w:r>
+    </w:p>
+    <w:p>
+      <w:pPr>
+        <w:ind w:left="50"/>
+      </w:pPr>
+      <w:r>
+        <w:t>Medimos la tensión de red:</w:t>
+      </w:r>
+    </w:p>
+    <w:p>
+      <w:pPr>
+        <w:ind w:left="50"/>
+        <w:rPr>
+          <w:rFonts w:eastAsiaTheme="minorEastAsia"/>
+        </w:rPr>
+      </w:pPr>
+      <m:oMathPara>
+        <m:oMath>
+          <m:sSub>
+            <m:sSubPr>
+              <m:ctrlPr>
+                <w:rPr>
+                  <w:rFonts w:ascii="Cambria Math" w:hAnsi="Cambria Math"/>
+                  <w:i/>
+                </w:rPr>
+              </m:ctrlPr>
+            </m:sSubPr>
+            <m:e>
+              <m:r>
+                <w:rPr>
+                  <w:rFonts w:ascii="Cambria Math" w:hAnsi="Cambria Math"/>
+                </w:rPr>
+                <m:t>V</m:t>
+              </m:r>
+            </m:e>
+            <m:sub>
+              <m:r>
+                <w:rPr>
+                  <w:rFonts w:ascii="Cambria Math" w:hAnsi="Cambria Math"/>
+                </w:rPr>
+                <m:t>in</m:t>
+              </m:r>
+            </m:sub>
+          </m:sSub>
+          <m:r>
+            <w:rPr>
+              <w:rFonts w:ascii="Cambria Math" w:hAnsi="Cambria Math"/>
+            </w:rPr>
+            <m:t>=228 V</m:t>
+          </m:r>
+        </m:oMath>
+      </m:oMathPara>
+    </w:p>
+    <w:p>
+      <w:pPr>
+        <w:ind w:left="50"/>
+        <w:rPr>
+          <w:rFonts w:eastAsiaTheme="minorEastAsia"/>
+        </w:rPr>
+      </w:pPr>
+      <w:r>
+        <w:rPr>
+          <w:rFonts w:eastAsiaTheme="minorEastAsia"/>
+        </w:rPr>
+        <w:t>Obtenemos:</w:t>
+      </w:r>
+    </w:p>
+    <w:p>
+      <w:pPr>
+        <w:ind w:left="50"/>
+        <w:jc w:val="center"/>
+        <w:rPr>
+          <w:rFonts w:eastAsiaTheme="minorEastAsia"/>
+        </w:rPr>
+      </w:pPr>
+      <w:r>
+        <w:rPr>
+          <w:rFonts w:eastAsiaTheme="minorEastAsia"/>
+        </w:rPr>
+        <w:lastRenderedPageBreak/>
+        <w:drawing>
+          <wp:inline distT="0" distB="0" distL="0" distR="0" wp14:anchorId="1315D91B" wp14:editId="3449AB3D">
+            <wp:extent cx="2184400" cy="927165"/>
+            <wp:effectExtent l="0" t="0" r="6350" b="6350"/>
+            <wp:docPr id="2" name="Imagen 2"/>
+            <wp:cNvGraphicFramePr>
+              <a:graphicFrameLocks xmlns:a="http://schemas.openxmlformats.org/drawingml/2006/main" noChangeAspect="1"/>
+            </wp:cNvGraphicFramePr>
+            <a:graphic xmlns:a="http://schemas.openxmlformats.org/drawingml/2006/main">
+              <a:graphicData uri="http://schemas.openxmlformats.org/drawingml/2006/picture">
+                <pic:pic xmlns:pic="http://schemas.openxmlformats.org/drawingml/2006/picture">
+                  <pic:nvPicPr>
+                    <pic:cNvPr id="1" name=""/>
+                    <pic:cNvPicPr/>
+                  </pic:nvPicPr>
+                  <pic:blipFill>
+                    <a:blip r:embed="rId6"/>
+                    <a:stretch>
+                      <a:fillRect/>
+                    </a:stretch>
+                  </pic:blipFill>
+                  <pic:spPr>
+                    <a:xfrm>
+                      <a:off x="0" y="0"/>
+                      <a:ext cx="2195540" cy="931893"/>
+                    </a:xfrm>
+                    <a:prstGeom prst="rect">
+                      <a:avLst/>
+                    </a:prstGeom>
+                  </pic:spPr>
+                </pic:pic>
+              </a:graphicData>
+            </a:graphic>
+          </wp:inline>
+        </w:drawing>
+      </w:r>
+    </w:p>
+    <w:p>
+      <w:pPr>
+        <w:ind w:left="50"/>
+        <w:rPr>
+          <w:rFonts w:eastAsiaTheme="minorEastAsia"/>
+        </w:rPr>
+      </w:pPr>
+      <m:oMathPara>
+        <m:oMath>
+          <m:sSub>
+            <m:sSubPr>
+              <m:ctrlPr>
+                <w:rPr>
+                  <w:rFonts w:ascii="Cambria Math" w:hAnsi="Cambria Math"/>
+                  <w:i/>
+                </w:rPr>
+              </m:ctrlPr>
+            </m:sSubPr>
+            <m:e>
+              <m:r>
+                <w:rPr>
+                  <w:rFonts w:ascii="Cambria Math" w:hAnsi="Cambria Math"/>
+                </w:rPr>
+                <m:t>V</m:t>
+              </m:r>
+            </m:e>
+            <m:sub>
+              <m:r>
+                <w:rPr>
+                  <w:rFonts w:ascii="Cambria Math" w:hAnsi="Cambria Math"/>
+                </w:rPr>
+                <m:t>out</m:t>
+              </m:r>
+            </m:sub>
+          </m:sSub>
+          <m:r>
+            <w:rPr>
+              <w:rFonts w:ascii="Cambria Math" w:hAnsi="Cambria Math"/>
+            </w:rPr>
+            <m:t>=</m:t>
+          </m:r>
+          <m:r>
+            <w:rPr>
+              <w:rFonts w:ascii="Cambria Math" w:eastAsiaTheme="minorEastAsia" w:hAnsi="Cambria Math"/>
+            </w:rPr>
+            <m:t>1,4159V</m:t>
+          </m:r>
+        </m:oMath>
+      </m:oMathPara>
+    </w:p>
+    <w:p>
+      <w:pPr>
+        <w:ind w:left="50"/>
+      </w:pPr>
+      <w:r>
+        <w:t>Por lo tanto:</w:t>
+      </w:r>
+    </w:p>
+    <w:p>
+      <w:pPr>
+        <w:ind w:left="50"/>
+      </w:pPr>
+      <m:oMathPara>
+        <m:oMath>
+          <m:r>
+            <w:rPr>
+              <w:rFonts w:ascii="Cambria Math" w:hAnsi="Cambria Math"/>
+            </w:rPr>
+            <m:t>A=</m:t>
+          </m:r>
+          <m:f>
+            <m:fPr>
+              <m:ctrlPr>
+                <w:rPr>
+                  <w:rFonts w:ascii="Cambria Math" w:hAnsi="Cambria Math"/>
+                  <w:i/>
+                </w:rPr>
+              </m:ctrlPr>
+            </m:fPr>
+            <m:num>
+              <m:r>
+                <w:rPr>
+                  <w:rFonts w:ascii="Cambria Math" w:hAnsi="Cambria Math"/>
+                </w:rPr>
+                <m:t>228 V</m:t>
+              </m:r>
+            </m:num>
+            <m:den>
+              <m:r>
+                <w:rPr>
+                  <w:rFonts w:ascii="Cambria Math" w:hAnsi="Cambria Math"/>
+                </w:rPr>
+                <m:t>1,4159V</m:t>
+              </m:r>
+            </m:den>
+          </m:f>
+          <m:r>
+            <w:rPr>
+              <w:rFonts w:ascii="Cambria Math" w:hAnsi="Cambria Math"/>
+            </w:rPr>
+            <m:t>=</m:t>
+          </m:r>
+          <m:r>
+            <w:rPr>
+              <w:rFonts w:ascii="Cambria Math" w:hAnsi="Cambria Math"/>
+            </w:rPr>
+            <m:t>161,028</m:t>
+          </m:r>
+        </m:oMath>
+      </m:oMathPara>
+    </w:p>
+    <w:p>
+      <w:pPr>
+        <w:ind w:left="50"/>
+      </w:pPr>
+      <w:r>
+        <w:t>Luego de la calibración:</w:t>
+      </w:r>
+    </w:p>
+    <w:p>
+      <w:pPr>
+        <w:ind w:left="50"/>
+      </w:pPr>
+      <w:r>
+        <w:drawing>
+          <wp:inline distT="0" distB="0" distL="0" distR="0" wp14:anchorId="22508AF2" wp14:editId="0162158B">
+            <wp:extent cx="3355340" cy="1426335"/>
+            <wp:effectExtent l="0" t="0" r="0" b="2540"/>
+            <wp:docPr id="3" name="Imagen 3"/>
+            <wp:cNvGraphicFramePr>
+              <a:graphicFrameLocks xmlns:a="http://schemas.openxmlformats.org/drawingml/2006/main" noChangeAspect="1"/>
+            </wp:cNvGraphicFramePr>
+            <a:graphic xmlns:a="http://schemas.openxmlformats.org/drawingml/2006/main">
+              <a:graphicData uri="http://schemas.openxmlformats.org/drawingml/2006/picture">
+                <pic:pic xmlns:pic="http://schemas.openxmlformats.org/drawingml/2006/picture">
+                  <pic:nvPicPr>
+                    <pic:cNvPr id="1" name=""/>
+                    <pic:cNvPicPr/>
+                  </pic:nvPicPr>
+                  <pic:blipFill>
+                    <a:blip r:embed="rId7"/>
+                    <a:stretch>
+                      <a:fillRect/>
+                    </a:stretch>
+                  </pic:blipFill>
+                  <pic:spPr>
+                    <a:xfrm>
+                      <a:off x="0" y="0"/>
+                      <a:ext cx="3372945" cy="1433819"/>
+                    </a:xfrm>
+                    <a:prstGeom prst="rect">
+                      <a:avLst/>
+                    </a:prstGeom>
+                  </pic:spPr>
+                </pic:pic>
+              </a:graphicData>
+            </a:graphic>
+          </wp:inline>
+        </w:drawing>
+      </w:r>
+    </w:p>
+    <w:p>
+      <w:pPr>
+        <w:pStyle w:val="Ttulo1"/>
+      </w:pPr>
+      <w:r>
+        <w:t>Filtrado Digital</w:t>
+      </w:r>
+    </w:p>
+    <w:p>
+      <w:r>
+        <w:rPr>
+          <w:u w:val="single"/>
+        </w:rPr>
+        <w:t>Filtrado digital</w:t>
+      </w:r>
+      <w:r>
+        <w:t>:</w:t>
+      </w:r>
+      <w:r>
+        <w:t xml:space="preserve"> No podemos aplicar </w:t>
+      </w:r>
+      <w:r>
+        <w:t xml:space="preserve">un LPF agresivo </w:t>
+      </w:r>
+      <w:r>
+        <w:t>porque se estaría eliminando toda la parte de los transitorios, variaciones rápidas y eventos de tensión de la señal que es lo que principalmente queremos medir para determinar la calidad de la energía.</w:t>
+      </w:r>
+    </w:p>
+    <w:p>
+      <w:r>
+        <w:rPr>
+          <w:u w:val="single"/>
+        </w:rPr>
+        <w:t xml:space="preserve">Filtro de </w:t>
+      </w:r>
+      <w:proofErr w:type="spellStart"/>
+      <w:r>
+        <w:rPr>
+          <w:u w:val="single"/>
+        </w:rPr>
+        <w:t>outliers</w:t>
+      </w:r>
+      <w:proofErr w:type="spellEnd"/>
+      <w:r>
+        <w:t xml:space="preserve">: Veremos </w:t>
+      </w:r>
+      <w:proofErr w:type="spellStart"/>
+      <w:r>
+        <w:t>mas</w:t>
+      </w:r>
+      <w:proofErr w:type="spellEnd"/>
+      <w:r>
+        <w:t xml:space="preserve"> adelante cuando analicemos los fenómenos anteriores si podemos plantear un filtro estadístico, de rango o de </w:t>
+      </w:r>
+      <w:proofErr w:type="spellStart"/>
+      <w:r>
+        <w:t>outliers</w:t>
+      </w:r>
+      <w:proofErr w:type="spellEnd"/>
+      <w:r>
+        <w:t xml:space="preserve"> que no afecte la señal ni provoque un sesgo en los resultados.</w:t>
+      </w:r>
+    </w:p>
+    <w:p>
+      <w:r>
+        <w:rPr>
+          <w:u w:val="single"/>
+        </w:rPr>
+        <w:t xml:space="preserve">Filtro FIIR: </w:t>
+      </w:r>
+      <w:r>
+        <w:t xml:space="preserve">Si vamos a diseñar un Filtro FIIR para obtener solo las componentes de los armónicos que nos interesan sin necesidad de aplicar una </w:t>
+      </w:r>
+      <w:proofErr w:type="spellStart"/>
+      <w:r>
+        <w:t>fft</w:t>
+      </w:r>
+      <w:proofErr w:type="spellEnd"/>
+      <w:r>
+        <w:t xml:space="preserve"> para analizar el espectro de frecuencias completo que incrementaría notablemente el costo computacional.</w:t>
       </w:r>
     </w:p>
     <w:p/>
@@ -100,6 +805,118 @@
 <file path=word/numbering.xml><?xml version="1.0" encoding="utf-8"?>
 <w:numbering xmlns:wpc="http://schemas.microsoft.com/office/word/2010/wordprocessingCanvas" xmlns:cx="http://schemas.microsoft.com/office/drawing/2014/chartex" xmlns:cx1="http://schemas.microsoft.com/office/drawing/2015/9/8/chartex" xmlns:cx2="http://schemas.microsoft.com/office/drawing/2015/10/21/chartex" xmlns:cx3="http://schemas.microsoft.com/office/drawing/2016/5/9/chartex" xmlns:cx4="http://schemas.microsoft.com/office/drawing/2016/5/10/chartex" xmlns:cx5="http://schemas.microsoft.com/office/drawing/2016/5/11/chartex" xmlns:cx6="http://schemas.microsoft.com/office/drawing/2016/5/12/chartex" xmlns:cx7="http://schemas.microsoft.com/office/drawing/2016/5/13/chartex" xmlns:cx8="http://schemas.microsoft.com/office/drawing/2016/5/14/chartex" xmlns:mc="http://schemas.openxmlformats.org/markup-compatibility/2006" xmlns:aink="http://schemas.microsoft.com/office/drawing/2016/ink" xmlns:am3d="http://schemas.microsoft.com/office/drawing/2017/model3d" xmlns:o="urn:schemas-microsoft-com:office:office" xmlns:r="http://schemas.openxmlformats.org/officeDocument/2006/relationships" xmlns:m="http://schemas.openxmlformats.org/officeDocument/2006/math" xmlns:v="urn:schemas-microsoft-com:vml" xmlns:wp14="http://schemas.microsoft.com/office/word/2010/wordprocessingDrawing" xmlns:wp="http://schemas.openxmlformats.org/drawingml/2006/wordprocessingDrawing" xmlns:w10="urn:schemas-microsoft-com:office:word" xmlns:w="http://schemas.openxmlformats.org/wordprocessingml/2006/main" xmlns:w14="http://schemas.microsoft.com/office/word/2010/wordml" xmlns:w15="http://schemas.microsoft.com/office/word/2012/wordml" xmlns:w16cex="http://schemas.microsoft.com/office/word/2018/wordml/cex" xmlns:w16cid="http://schemas.microsoft.com/office/word/2016/wordml/cid" xmlns:w16="http://schemas.microsoft.com/office/word/2018/wordml" xmlns:w16sdtdh="http://schemas.microsoft.com/office/word/2020/wordml/sdtdatahash" xmlns:w16se="http://schemas.microsoft.com/office/word/2015/wordml/symex" xmlns:wpg="http://schemas.microsoft.com/office/word/2010/wordprocessingGroup" xmlns:wpi="http://schemas.microsoft.com/office/word/2010/wordprocessingInk" xmlns:wne="http://schemas.microsoft.com/office/word/2006/wordml" xmlns:wps="http://schemas.microsoft.com/office/word/2010/wordprocessingShape" mc:Ignorable="w14 w15 w16se w16cid w16 w16cex w16sdtdh wp14">
   <w:abstractNum w:abstractNumId="0" w15:restartNumberingAfterBreak="0">
+    <w:nsid w:val="1C6459D2"/>
+    <w:multiLevelType w:val="hybridMultilevel"/>
+    <w:tmpl w:val="A4968D08"/>
+    <w:lvl w:ilvl="0" w:tplc="16BECE02">
+      <w:numFmt w:val="bullet"/>
+      <w:lvlText w:val=""/>
+      <w:lvlJc w:val="left"/>
+      <w:pPr>
+        <w:ind w:left="410" w:hanging="360"/>
+      </w:pPr>
+      <w:rPr>
+        <w:rFonts w:ascii="Symbol" w:eastAsiaTheme="minorHAnsi" w:hAnsi="Symbol" w:cstheme="minorBidi" w:hint="default"/>
+      </w:rPr>
+    </w:lvl>
+    <w:lvl w:ilvl="1" w:tplc="2C0A0003" w:tentative="1">
+      <w:start w:val="1"/>
+      <w:numFmt w:val="bullet"/>
+      <w:lvlText w:val="o"/>
+      <w:lvlJc w:val="left"/>
+      <w:pPr>
+        <w:ind w:left="1130" w:hanging="360"/>
+      </w:pPr>
+      <w:rPr>
+        <w:rFonts w:ascii="Courier New" w:hAnsi="Courier New" w:cs="Courier New" w:hint="default"/>
+      </w:rPr>
+    </w:lvl>
+    <w:lvl w:ilvl="2" w:tplc="2C0A0005" w:tentative="1">
+      <w:start w:val="1"/>
+      <w:numFmt w:val="bullet"/>
+      <w:lvlText w:val=""/>
+      <w:lvlJc w:val="left"/>
+      <w:pPr>
+        <w:ind w:left="1850" w:hanging="360"/>
+      </w:pPr>
+      <w:rPr>
+        <w:rFonts w:ascii="Wingdings" w:hAnsi="Wingdings" w:hint="default"/>
+      </w:rPr>
+    </w:lvl>
+    <w:lvl w:ilvl="3" w:tplc="2C0A0001" w:tentative="1">
+      <w:start w:val="1"/>
+      <w:numFmt w:val="bullet"/>
+      <w:lvlText w:val=""/>
+      <w:lvlJc w:val="left"/>
+      <w:pPr>
+        <w:ind w:left="2570" w:hanging="360"/>
+      </w:pPr>
+      <w:rPr>
+        <w:rFonts w:ascii="Symbol" w:hAnsi="Symbol" w:hint="default"/>
+      </w:rPr>
+    </w:lvl>
+    <w:lvl w:ilvl="4" w:tplc="2C0A0003" w:tentative="1">
+      <w:start w:val="1"/>
+      <w:numFmt w:val="bullet"/>
+      <w:lvlText w:val="o"/>
+      <w:lvlJc w:val="left"/>
+      <w:pPr>
+        <w:ind w:left="3290" w:hanging="360"/>
+      </w:pPr>
+      <w:rPr>
+        <w:rFonts w:ascii="Courier New" w:hAnsi="Courier New" w:cs="Courier New" w:hint="default"/>
+      </w:rPr>
+    </w:lvl>
+    <w:lvl w:ilvl="5" w:tplc="2C0A0005" w:tentative="1">
+      <w:start w:val="1"/>
+      <w:numFmt w:val="bullet"/>
+      <w:lvlText w:val=""/>
+      <w:lvlJc w:val="left"/>
+      <w:pPr>
+        <w:ind w:left="4010" w:hanging="360"/>
+      </w:pPr>
+      <w:rPr>
+        <w:rFonts w:ascii="Wingdings" w:hAnsi="Wingdings" w:hint="default"/>
+      </w:rPr>
+    </w:lvl>
+    <w:lvl w:ilvl="6" w:tplc="2C0A0001" w:tentative="1">
+      <w:start w:val="1"/>
+      <w:numFmt w:val="bullet"/>
+      <w:lvlText w:val=""/>
+      <w:lvlJc w:val="left"/>
+      <w:pPr>
+        <w:ind w:left="4730" w:hanging="360"/>
+      </w:pPr>
+      <w:rPr>
+        <w:rFonts w:ascii="Symbol" w:hAnsi="Symbol" w:hint="default"/>
+      </w:rPr>
+    </w:lvl>
+    <w:lvl w:ilvl="7" w:tplc="2C0A0003" w:tentative="1">
+      <w:start w:val="1"/>
+      <w:numFmt w:val="bullet"/>
+      <w:lvlText w:val="o"/>
+      <w:lvlJc w:val="left"/>
+      <w:pPr>
+        <w:ind w:left="5450" w:hanging="360"/>
+      </w:pPr>
+      <w:rPr>
+        <w:rFonts w:ascii="Courier New" w:hAnsi="Courier New" w:cs="Courier New" w:hint="default"/>
+      </w:rPr>
+    </w:lvl>
+    <w:lvl w:ilvl="8" w:tplc="2C0A0005" w:tentative="1">
+      <w:start w:val="1"/>
+      <w:numFmt w:val="bullet"/>
+      <w:lvlText w:val=""/>
+      <w:lvlJc w:val="left"/>
+      <w:pPr>
+        <w:ind w:left="6170" w:hanging="360"/>
+      </w:pPr>
+      <w:rPr>
+        <w:rFonts w:ascii="Wingdings" w:hAnsi="Wingdings" w:hint="default"/>
+      </w:rPr>
+    </w:lvl>
+  </w:abstractNum>
+  <w:abstractNum w:abstractNumId="1" w15:restartNumberingAfterBreak="0">
     <w:nsid w:val="39F1041C"/>
     <w:multiLevelType w:val="hybridMultilevel"/>
     <w:tmpl w:val="494AFD38"/>
@@ -188,7 +1005,7 @@
       </w:pPr>
     </w:lvl>
   </w:abstractNum>
-  <w:abstractNum w:abstractNumId="1" w15:restartNumberingAfterBreak="0">
+  <w:abstractNum w:abstractNumId="2" w15:restartNumberingAfterBreak="0">
     <w:nsid w:val="4C4C52E5"/>
     <w:multiLevelType w:val="hybridMultilevel"/>
     <w:tmpl w:val="E8746226"/>
@@ -301,7 +1118,7 @@
       </w:rPr>
     </w:lvl>
   </w:abstractNum>
-  <w:abstractNum w:abstractNumId="2" w15:restartNumberingAfterBreak="0">
+  <w:abstractNum w:abstractNumId="3" w15:restartNumberingAfterBreak="0">
     <w:nsid w:val="6E7E3224"/>
     <w:multiLevelType w:val="hybridMultilevel"/>
     <w:tmpl w:val="873EEC58"/>
@@ -389,7 +1206,7 @@
       </w:pPr>
     </w:lvl>
   </w:abstractNum>
-  <w:abstractNum w:abstractNumId="3" w15:restartNumberingAfterBreak="0">
+  <w:abstractNum w:abstractNumId="4" w15:restartNumberingAfterBreak="0">
     <w:nsid w:val="76CE1012"/>
     <w:multiLevelType w:val="hybridMultilevel"/>
     <w:tmpl w:val="33ACAF5A"/>
@@ -478,7 +1295,7 @@
       </w:pPr>
     </w:lvl>
   </w:abstractNum>
-  <w:abstractNum w:abstractNumId="4" w15:restartNumberingAfterBreak="0">
+  <w:abstractNum w:abstractNumId="5" w15:restartNumberingAfterBreak="0">
     <w:nsid w:val="7CA40634"/>
     <w:multiLevelType w:val="hybridMultilevel"/>
     <w:tmpl w:val="E83A9430"/>
@@ -592,19 +1409,22 @@
     </w:lvl>
   </w:abstractNum>
   <w:num w:numId="1">
+    <w:abstractNumId w:val="3"/>
+  </w:num>
+  <w:num w:numId="2">
+    <w:abstractNumId w:val="4"/>
+  </w:num>
+  <w:num w:numId="3">
     <w:abstractNumId w:val="2"/>
   </w:num>
-  <w:num w:numId="2">
-    <w:abstractNumId w:val="3"/>
-  </w:num>
-  <w:num w:numId="3">
+  <w:num w:numId="4">
     <w:abstractNumId w:val="1"/>
   </w:num>
-  <w:num w:numId="4">
+  <w:num w:numId="5">
+    <w:abstractNumId w:val="5"/>
+  </w:num>
+  <w:num w:numId="6">
     <w:abstractNumId w:val="0"/>
-  </w:num>
-  <w:num w:numId="5">
-    <w:abstractNumId w:val="4"/>
   </w:num>
 </w:numbering>
 </file>
